--- a/rus/docx/43.content.docx
+++ b/rus/docx/43.content.docx
@@ -28,22 +28,6 @@
       </w:r>
     </w:p>
     <w:p>
-      <w:pPr>
-        <w:pStyle w:val="Heading2"/>
-      </w:pPr>
-      <w:r>
-        <w:rPr>
-          <w:lang w:val="ru_RU" w:bidi="ru_RU"/>
-        </w:rPr>
-        <w:t>License Information</w:t>
-      </w:r>
-      <w:r>
-        <w:rPr>
-          <w:lang w:val="ru_RU" w:bidi="ru_RU"/>
-        </w:rPr>
-      </w:r>
-    </w:p>
-    <w:p>
       <w:pPr/>
       <w:r>
         <w:rPr>
@@ -55,86 +39,25 @@
           <w:b/>
           <w:lang w:val="ru_RU" w:bidi="ru_RU"/>
         </w:rPr>
-        <w:t>Заметки к учебнику (Biblica)</w:t>
-      </w:r>
-      <w:r>
-        <w:rPr>
-          <w:lang w:val="ru_RU" w:bidi="ru_RU"/>
-        </w:rPr>
-        <w:t xml:space="preserve"> (Russian) is based on</w:t>
-      </w:r>
-      <w:r>
-        <w:rPr>
-          <w:lang w:val="ru_RU" w:bidi="ru_RU"/>
-        </w:rPr>
-        <w:t xml:space="preserve">: </w:t>
-      </w:r>
-      <w:r>
-        <w:rPr>
-          <w:lang w:val="ru_RU" w:bidi="ru_RU"/>
-        </w:rPr>
         <w:t>Biblica Study Notes</w:t>
       </w:r>
       <w:r>
         <w:rPr>
           <w:lang w:val="ru_RU" w:bidi="ru_RU"/>
         </w:rPr>
-        <w:t xml:space="preserve">, </w:t>
-      </w:r>
-      <w:hyperlink r:id="rId13">
-        <w:r>
-          <w:rPr>
-            <w:lang w:val="ru_RU" w:bidi="ru_RU"/>
-          </w:rPr>
-          <w:rPr>
-            <w:color w:val="0000EE"/>
-            <w:u w:val="single"/>
-          </w:rPr>
-          <w:t>Biblica Inc.</w:t>
-        </w:r>
-      </w:hyperlink>
-      <w:r>
-        <w:rPr>
-          <w:lang w:val="ru_RU" w:bidi="ru_RU"/>
-        </w:rPr>
-        <w:t xml:space="preserve">, 2023, which is licensed under a </w:t>
-      </w:r>
-      <w:hyperlink r:id="rId14">
-        <w:r>
-          <w:rPr>
-            <w:lang w:val="ru_RU" w:bidi="ru_RU"/>
-          </w:rPr>
-          <w:rPr>
-            <w:color w:val="0000EE"/>
-            <w:u w:val="single"/>
-          </w:rPr>
-          <w:t>CC BY-SA 4.0 license</w:t>
-        </w:r>
-      </w:hyperlink>
-      <w:r>
-        <w:rPr>
-          <w:lang w:val="ru_RU" w:bidi="ru_RU"/>
-        </w:rPr>
-        <w:t>.</w:t>
-      </w:r>
-      <w:r>
-        <w:rPr>
-          <w:lang w:val="ru_RU" w:bidi="ru_RU"/>
-        </w:rPr>
-      </w:r>
-    </w:p>
-    <w:p>
-      <w:pPr/>
-      <w:r>
-        <w:rPr>
-          <w:lang w:val="ru_RU" w:bidi="ru_RU"/>
-        </w:rPr>
-      </w:r>
-      <w:r>
-        <w:rPr>
-          <w:lang w:val="ru_RU" w:bidi="ru_RU"/>
-        </w:rPr>
-        <w:t>This PDF version is provided under the same license.</w:t>
+        <w:t xml:space="preserve"> © 2023 Biblica Inc. Released under CC BY-SA 4.0 license. </w:t>
+      </w:r>
+      <w:r>
+        <w:rPr>
+          <w:lang w:val="ru_RU" w:bidi="ru_RU"/>
+        </w:rPr>
+        <w:t>Biblica Study Notes</w:t>
+      </w:r>
+      <w:r>
+        <w:rPr>
+          <w:lang w:val="ru_RU" w:bidi="ru_RU"/>
+        </w:rPr>
+        <w:t xml:space="preserve"> has been adapted in the following languages: Tok Pisin, Arabic (عربي), French (Français), Hindi (हिंदी), Indonesian (Bahasa Indonesia), Portuguese (Português), Russian (Русский), Spanish (Español), Swahili (Kiswahili), and Simplified Chinese (简体中文)from Biblica Study Notes © 2023 Biblica Inc. Released under CC BY-SA 4.0 license by Mission Mutual</w:t>
       </w:r>
       <w:r>
         <w:rPr>

--- a/rus/docx/43.content.docx
+++ b/rus/docx/43.content.docx
@@ -116,26 +116,6 @@
           <w:lang w:val="ru_RU" w:bidi="ru_RU"/>
         </w:rPr>
         <w:t>JHN</w:t>
-      </w:r>
-      <w:r>
-        <w:rPr>
-          <w:lang w:val="ru_RU" w:bidi="ru_RU"/>
-        </w:rPr>
-      </w:r>
-    </w:p>
-    <w:p>
-      <w:pPr/>
-      <w:r>
-        <w:rPr>
-          <w:lang w:val="ru_RU" w:bidi="ru_RU"/>
-        </w:rPr>
-      </w:r>
-      <w:r>
-        <w:rPr>
-          <w:i/>
-          <w:lang w:val="ru_RU" w:bidi="ru_RU"/>
-        </w:rPr>
-        <w:t>От Иоанна 1:1–18, От Иоанна 1:19–34, От Иоанна 1:35–51, От Иоанна 2:1–12, От Иоанна 2:13–25, От Иоанна 3:1–21, От Иоанна 3:22–36, От Иоанна 4:1–26, От Иоанна 4:27–42, От Иоанна 4:43–54, От Иоанна 5:1–15, От Иоанна 5:16–30, От Иоанна 5:31–47, От Иоанна 6:1–21, От Иоанна 6:22–59, Иоанн 6:60–71, От Иоанна 7:1–36, От Иоанна 7:37–53, От Иоанна 8:1–11, От Иоанна 8:12–30, От Иоанна 8:31–59, От Иоанна 9:1–12, От Иоанна 9:13–34, От Иоанна 9:35–10:21, От Иоанна 10:22–42, От Иоанна 11:1–16, От Иоанна 11:17–45, От Иоанна 11:46–57, От Иоанна 12:1–11, От Иоанна 12:12–36, От Иоанна 12:37–50, От Иоанна 13:1–17, От Иоанна 13:18–38, От Иоанна 14:1–21, От Иоанна 14:22–31, От Иоанна 15:1–27, От Иоанна 16:1–15, От Иоанна 16:16–33, От Иоанна 17:1–26, От Иоанна 18:1–11, От Иоанна 18:12–27, От Иоанна 18:28–40, Иоанн 19:1–16, Иоанна 19:17–37, Иоанн 19:38–42, Иоанн 20:1–18, Иоанн 20:19–31, Иоанн 21:1–14, Иоанн 21:15–25</w:t>
       </w:r>
       <w:r>
         <w:rPr>

--- a/rus/docx/43.content.docx
+++ b/rus/docx/43.content.docx
@@ -19,7 +19,7 @@
         <w:rPr>
           <w:lang w:val="ru_RU" w:bidi="ru_RU"/>
         </w:rPr>
-        <w:t>Resource: Заметки к учебнику (Biblica)</w:t>
+        <w:t>Resource: Biblica Study Notes</w:t>
       </w:r>
       <w:r>
         <w:rPr>
@@ -78,7 +78,7 @@
         <w:rPr>
           <w:lang w:val="ru_RU" w:bidi="ru_RU"/>
         </w:rPr>
-        <w:t>Заметки к учебнику (Biblica)</w:t>
+        <w:t>Biblica Study Notes</w:t>
       </w:r>
     </w:p>
     <w:p>
